--- a/ru/wisdom-stories/pleasure-of-allah.docx
+++ b/ru/wisdom-stories/pleasure-of-allah.docx
@@ -40,7 +40,7 @@
         <w:rPr>
           <w:lang/>
         </w:rPr>
-        <w:t>«Я искал пути к довольству Всевышнего и увидел, что самый короткий — радовать людские сердца.</w:t>
+        <w:t>«Я искал пути к благоволению Всевышнего и увидел, что самый короткий — радовать людские сердца.</w:t>
       </w:r>
     </w:p>
     <w:p>
@@ -53,7 +53,7 @@
         <w:rPr>
           <w:lang/>
         </w:rPr>
-        <w:t>Я искал пути, отдаляющие человека от Его довольства, и увидел, что самый опасный — ранить чужое сердце».</w:t>
+        <w:t>Я искал то, что лишает человека Его благоволения, и увидел, что опаснее всего — ранить чужое сердце».</w:t>
       </w:r>
     </w:p>
     <w:p>
@@ -74,7 +74,7 @@
         <w:rPr>
           <w:lang/>
         </w:rPr>
-        <w:t xml:space="preserve"> Стремясь заслужить довольство Всевышнего, дари людям радость. Добро, согревающее чужое сердце, приближает к Нему, а причинённая боль — отдаляет.</w:t>
+        <w:t xml:space="preserve"> Стремясь заслужить благоволение Всевышнего, дари людям радость. Добро, согревающее чужое сердце, приближает к Нему, а причинённая боль — отдаляет.</w:t>
       </w:r>
     </w:p>
     <w:p>
